--- a/appendix/Doc - 20260409 - v1 (by 20260414).docx
+++ b/appendix/Doc - 20260409 - v1 (by 20260414).docx
@@ -19956,7 +19956,21 @@
                   <w:rStyle w:val="a7"/>
                   <w:rFonts w:ascii="Times New Roman" w:hAnsi="Times New Roman" w:cs="Times New Roman"/>
                 </w:rPr>
-                <w:t>./scp.sh</w:t>
+                <w:t>./scp.</w:t>
+              </w:r>
+              <w:r>
+                <w:rPr>
+                  <w:rStyle w:val="a7"/>
+                  <w:rFonts w:ascii="Times New Roman" w:hAnsi="Times New Roman" w:cs="Times New Roman"/>
+                </w:rPr>
+                <w:t>s</w:t>
+              </w:r>
+              <w:r>
+                <w:rPr>
+                  <w:rStyle w:val="a7"/>
+                  <w:rFonts w:ascii="Times New Roman" w:hAnsi="Times New Roman" w:cs="Times New Roman"/>
+                </w:rPr>
+                <w:t>h</w:t>
               </w:r>
             </w:hyperlink>
           </w:p>
@@ -21901,55 +21915,239 @@
               <w:rPr>
                 <w:bCs/>
               </w:rPr>
-              <w:t xml:space="preserve"> </w:t>
-            </w:r>
-            <w:r>
+              <w:t xml:space="preserve"> cd $HOME/fabric-samples/demo-first/workload</w:t>
+            </w:r>
+          </w:p>
+          <w:p>
+            <w:pPr>
               <w:rPr>
                 <w:bCs/>
               </w:rPr>
-              <w:t xml:space="preserve">./scp.sh // </w:t>
-            </w:r>
-            <w:r>
-              <w:rPr>
-                <w:bCs/>
-              </w:rPr>
-              <w:t>CLI copies files to all machines</w:t>
-            </w:r>
-          </w:p>
-          <w:p>
-            <w:pPr>
-              <w:rPr>
-                <w:bCs/>
-              </w:rPr>
-            </w:pPr>
-          </w:p>
-          <w:p>
-            <w:pPr>
-              <w:rPr>
-                <w:bCs/>
-              </w:rPr>
-            </w:pPr>
-          </w:p>
-          <w:p>
-            <w:pPr>
-              <w:rPr>
-                <w:bCs/>
-              </w:rPr>
-            </w:pPr>
-          </w:p>
-          <w:p>
-            <w:pPr>
-              <w:rPr>
-                <w:bCs/>
-              </w:rPr>
-            </w:pPr>
-          </w:p>
-          <w:p>
-            <w:pPr>
+            </w:pPr>
+            <w:proofErr w:type="gramStart"/>
+            <w:r>
               <w:rPr>
                 <w:rFonts w:hint="eastAsia"/>
                 <w:bCs/>
               </w:rPr>
+              <w:t>$</w:t>
+            </w:r>
+            <w:r>
+              <w:rPr>
+                <w:bCs/>
+              </w:rPr>
+              <w:t xml:space="preserve"> </w:t>
+            </w:r>
+            <w:r>
+              <w:rPr>
+                <w:bCs/>
+              </w:rPr>
+              <w:t>.</w:t>
+            </w:r>
+            <w:proofErr w:type="gramEnd"/>
+            <w:r>
+              <w:rPr>
+                <w:bCs/>
+              </w:rPr>
+              <w:t>/</w:t>
+            </w:r>
+            <w:hyperlink r:id="rId83" w:anchor="file-scp-sh" w:history="1">
+              <w:r>
+                <w:rPr>
+                  <w:rStyle w:val="a7"/>
+                  <w:bCs/>
+                </w:rPr>
+                <w:t>scp.sh</w:t>
+              </w:r>
+            </w:hyperlink>
+            <w:r>
+              <w:rPr>
+                <w:bCs/>
+              </w:rPr>
+              <w:t xml:space="preserve"> // </w:t>
+            </w:r>
+            <w:r>
+              <w:rPr>
+                <w:bCs/>
+              </w:rPr>
+              <w:t>CLI copies files to all machines</w:t>
+            </w:r>
+          </w:p>
+          <w:p>
+            <w:pPr>
+              <w:rPr>
+                <w:bCs/>
+              </w:rPr>
+            </w:pPr>
+          </w:p>
+          <w:p>
+            <w:pPr>
+              <w:rPr>
+                <w:bCs/>
+              </w:rPr>
+            </w:pPr>
+            <w:proofErr w:type="gramStart"/>
+            <w:r>
+              <w:rPr>
+                <w:rFonts w:hint="eastAsia"/>
+                <w:bCs/>
+              </w:rPr>
+              <w:t>$</w:t>
+            </w:r>
+            <w:r>
+              <w:rPr>
+                <w:bCs/>
+              </w:rPr>
+              <w:t xml:space="preserve"> .</w:t>
+            </w:r>
+            <w:proofErr w:type="gramEnd"/>
+            <w:r>
+              <w:rPr>
+                <w:bCs/>
+              </w:rPr>
+              <w:t>/</w:t>
+            </w:r>
+            <w:hyperlink r:id="rId84" w:anchor="file-ssh-sh" w:history="1">
+              <w:r>
+                <w:rPr>
+                  <w:rStyle w:val="a7"/>
+                  <w:bCs/>
+                </w:rPr>
+                <w:t>ssh.sh</w:t>
+              </w:r>
+            </w:hyperlink>
+            <w:r>
+              <w:rPr>
+                <w:bCs/>
+              </w:rPr>
+              <w:t xml:space="preserve"> &gt; result/</w:t>
+            </w:r>
+            <w:proofErr w:type="spellStart"/>
+            <w:r>
+              <w:rPr>
+                <w:bCs/>
+              </w:rPr>
+              <w:t>benchlog</w:t>
+            </w:r>
+            <w:proofErr w:type="spellEnd"/>
+          </w:p>
+          <w:p>
+            <w:pPr>
+              <w:rPr>
+                <w:bCs/>
+              </w:rPr>
+            </w:pPr>
+          </w:p>
+          <w:p>
+            <w:pPr>
+              <w:rPr>
+                <w:bCs/>
+              </w:rPr>
+            </w:pPr>
+            <w:r>
+              <w:rPr>
+                <w:rFonts w:hint="eastAsia"/>
+                <w:bCs/>
+              </w:rPr>
+              <w:t>$</w:t>
+            </w:r>
+            <w:r>
+              <w:rPr>
+                <w:bCs/>
+              </w:rPr>
+              <w:t xml:space="preserve"> ls result -l</w:t>
+            </w:r>
+          </w:p>
+          <w:p>
+            <w:pPr>
+              <w:rPr>
+                <w:bCs/>
+              </w:rPr>
+            </w:pPr>
+          </w:p>
+          <w:p>
+            <w:pPr>
+              <w:rPr>
+                <w:bCs/>
+              </w:rPr>
+            </w:pPr>
+            <w:r>
+              <w:rPr>
+                <w:bCs/>
+              </w:rPr>
+              <w:t xml:space="preserve">// </w:t>
+            </w:r>
+            <w:r>
+              <w:rPr>
+                <w:rFonts w:hint="eastAsia"/>
+                <w:bCs/>
+              </w:rPr>
+              <w:t>$</w:t>
+            </w:r>
+            <w:r>
+              <w:rPr>
+                <w:bCs/>
+              </w:rPr>
+              <w:t xml:space="preserve"> node </w:t>
+            </w:r>
+            <w:hyperlink r:id="rId85" w:anchor="file-query-js" w:history="1">
+              <w:r>
+                <w:rPr>
+                  <w:rStyle w:val="a7"/>
+                  <w:bCs/>
+                </w:rPr>
+                <w:t>query.js</w:t>
+              </w:r>
+            </w:hyperlink>
+          </w:p>
+          <w:p>
+            <w:pPr>
+              <w:rPr>
+                <w:rFonts w:hint="eastAsia"/>
+                <w:bCs/>
+              </w:rPr>
+            </w:pPr>
+            <w:r>
+              <w:rPr>
+                <w:bCs/>
+              </w:rPr>
+              <w:t xml:space="preserve">// </w:t>
+            </w:r>
+            <w:r>
+              <w:rPr>
+                <w:rFonts w:hint="eastAsia"/>
+                <w:bCs/>
+              </w:rPr>
+              <w:t>$</w:t>
+            </w:r>
+            <w:r>
+              <w:rPr>
+                <w:bCs/>
+              </w:rPr>
+              <w:t xml:space="preserve"> node invoke.js 30 500 20 1</w:t>
+            </w:r>
+          </w:p>
+          <w:p>
+            <w:pPr>
+              <w:rPr>
+                <w:bCs/>
+              </w:rPr>
+            </w:pPr>
+          </w:p>
+          <w:p>
+            <w:pPr>
+              <w:rPr>
+                <w:rFonts w:hint="eastAsia"/>
+                <w:bCs/>
+              </w:rPr>
+            </w:pPr>
+          </w:p>
+          <w:p>
+            <w:pPr>
+              <w:rPr>
+                <w:rFonts w:hint="eastAsia"/>
+                <w:bCs/>
+              </w:rPr>
             </w:pPr>
           </w:p>
         </w:tc>
@@ -21959,11 +22157,9 @@
       <w:pPr>
         <w:rPr>
           <w:rFonts w:hint="eastAsia"/>
-          <w:bCs/>
-        </w:rPr>
-      </w:pPr>
-    </w:p>
-    <w:p/>
+        </w:rPr>
+      </w:pPr>
+    </w:p>
     <w:p/>
     <w:p>
       <w:r>
@@ -22046,165 +22242,6 @@
                 <w:rFonts w:cstheme="minorHAnsi"/>
               </w:rPr>
             </w:pPr>
-          </w:p>
-          <w:p>
-            <w:pPr>
-              <w:pStyle w:val="HTML"/>
-              <w:rPr>
-                <w:rFonts w:asciiTheme="minorHAnsi" w:hAnsiTheme="minorHAnsi" w:cstheme="minorHAnsi"/>
-                <w:sz w:val="22"/>
-                <w:szCs w:val="22"/>
-              </w:rPr>
-            </w:pPr>
-            <w:proofErr w:type="gramStart"/>
-            <w:r>
-              <w:rPr>
-                <w:rFonts w:asciiTheme="minorHAnsi" w:hAnsiTheme="minorHAnsi" w:cstheme="minorHAnsi"/>
-                <w:sz w:val="22"/>
-                <w:szCs w:val="22"/>
-              </w:rPr>
-              <w:t>$ .</w:t>
-            </w:r>
-            <w:proofErr w:type="gramEnd"/>
-            <w:r>
-              <w:rPr>
-                <w:rFonts w:asciiTheme="minorHAnsi" w:hAnsiTheme="minorHAnsi" w:cstheme="minorHAnsi"/>
-                <w:sz w:val="22"/>
-                <w:szCs w:val="22"/>
-              </w:rPr>
-              <w:t>/</w:t>
-            </w:r>
-            <w:hyperlink r:id="rId83" w:anchor="file-scp-sh" w:history="1">
-              <w:r>
-                <w:rPr>
-                  <w:rStyle w:val="a7"/>
-                  <w:rFonts w:asciiTheme="minorHAnsi" w:hAnsiTheme="minorHAnsi" w:cstheme="minorHAnsi"/>
-                  <w:sz w:val="22"/>
-                  <w:szCs w:val="22"/>
-                </w:rPr>
-                <w:t>scp.sh</w:t>
-              </w:r>
-            </w:hyperlink>
-            <w:r>
-              <w:rPr>
-                <w:rFonts w:asciiTheme="minorHAnsi" w:hAnsiTheme="minorHAnsi" w:cstheme="minorHAnsi"/>
-                <w:sz w:val="22"/>
-                <w:szCs w:val="22"/>
-              </w:rPr>
-              <w:t xml:space="preserve"> </w:t>
-            </w:r>
-            <w:r>
-              <w:rPr>
-                <w:rFonts w:asciiTheme="minorHAnsi" w:hAnsiTheme="minorHAnsi" w:cstheme="minorHAnsi"/>
-                <w:sz w:val="22"/>
-                <w:szCs w:val="22"/>
-              </w:rPr>
-              <w:t xml:space="preserve">// </w:t>
-            </w:r>
-            <w:r>
-              <w:rPr>
-                <w:rFonts w:asciiTheme="minorHAnsi" w:eastAsia="微软雅黑" w:hAnsiTheme="minorHAnsi" w:cstheme="minorHAnsi"/>
-                <w:sz w:val="22"/>
-                <w:szCs w:val="22"/>
-              </w:rPr>
-              <w:t>复制</w:t>
-            </w:r>
-            <w:r>
-              <w:rPr>
-                <w:rFonts w:asciiTheme="minorHAnsi" w:hAnsiTheme="minorHAnsi" w:cstheme="minorHAnsi"/>
-                <w:sz w:val="22"/>
-                <w:szCs w:val="22"/>
-              </w:rPr>
-              <w:t>workload</w:t>
-            </w:r>
-            <w:r>
-              <w:rPr>
-                <w:rFonts w:asciiTheme="minorHAnsi" w:eastAsia="微软雅黑" w:hAnsiTheme="minorHAnsi" w:cstheme="minorHAnsi"/>
-                <w:sz w:val="22"/>
-                <w:szCs w:val="22"/>
-              </w:rPr>
-              <w:t>文件到</w:t>
-            </w:r>
-            <w:r>
-              <w:rPr>
-                <w:rFonts w:asciiTheme="minorHAnsi" w:hAnsiTheme="minorHAnsi" w:cstheme="minorHAnsi"/>
-                <w:sz w:val="22"/>
-                <w:szCs w:val="22"/>
-              </w:rPr>
-              <w:t>clients</w:t>
-            </w:r>
-            <w:r>
-              <w:rPr>
-                <w:rFonts w:asciiTheme="minorHAnsi" w:eastAsia="微软雅黑" w:hAnsiTheme="minorHAnsi" w:cstheme="minorHAnsi"/>
-                <w:sz w:val="22"/>
-                <w:szCs w:val="22"/>
-              </w:rPr>
-              <w:t>机器</w:t>
-            </w:r>
-          </w:p>
-          <w:p>
-            <w:pPr>
-              <w:rPr>
-                <w:rFonts w:cstheme="minorHAnsi"/>
-              </w:rPr>
-            </w:pPr>
-          </w:p>
-          <w:p>
-            <w:pPr>
-              <w:rPr>
-                <w:rFonts w:cstheme="minorHAnsi"/>
-              </w:rPr>
-            </w:pPr>
-            <w:proofErr w:type="gramStart"/>
-            <w:r>
-              <w:rPr>
-                <w:rFonts w:cstheme="minorHAnsi"/>
-              </w:rPr>
-              <w:t xml:space="preserve">$ </w:t>
-            </w:r>
-            <w:r>
-              <w:rPr>
-                <w:rFonts w:cstheme="minorHAnsi"/>
-                <w:b/>
-                <w:bCs/>
-              </w:rPr>
-              <w:t>.</w:t>
-            </w:r>
-            <w:proofErr w:type="gramEnd"/>
-            <w:r>
-              <w:rPr>
-                <w:rFonts w:cstheme="minorHAnsi"/>
-                <w:b/>
-                <w:bCs/>
-              </w:rPr>
-              <w:t>/</w:t>
-            </w:r>
-            <w:hyperlink r:id="rId84" w:anchor="file-ssh-sh" w:history="1">
-              <w:r>
-                <w:rPr>
-                  <w:rStyle w:val="a7"/>
-                  <w:rFonts w:cstheme="minorHAnsi"/>
-                  <w:b/>
-                  <w:bCs/>
-                </w:rPr>
-                <w:t>ssh.sh</w:t>
-              </w:r>
-            </w:hyperlink>
-            <w:r>
-              <w:rPr>
-                <w:rFonts w:cstheme="minorHAnsi"/>
-                <w:b/>
-                <w:bCs/>
-              </w:rPr>
-              <w:t xml:space="preserve"> &gt; result/benchlog</w:t>
-            </w:r>
-          </w:p>
-          <w:p>
-            <w:pPr>
-              <w:rPr>
-                <w:rFonts w:cstheme="minorHAnsi"/>
-              </w:rPr>
-            </w:pPr>
             <w:r>
               <w:rPr>
                 <w:rFonts w:cstheme="minorHAnsi"/>
@@ -22225,7 +22262,7 @@
               <w:br/>
               <w:t xml:space="preserve">$ node </w:t>
             </w:r>
-            <w:hyperlink r:id="rId85" w:anchor="file-query-js" w:tgtFrame="_blank" w:history="1">
+            <w:hyperlink r:id="rId86" w:anchor="file-query-js" w:tgtFrame="_blank" w:history="1">
               <w:r>
                 <w:rPr>
                   <w:rStyle w:val="a7"/>
@@ -22242,7 +22279,7 @@
               <w:br/>
               <w:t xml:space="preserve">// $ node </w:t>
             </w:r>
-            <w:hyperlink r:id="rId86" w:anchor="file-invoke-js" w:tgtFrame="_blank" w:history="1">
+            <w:hyperlink r:id="rId87" w:anchor="file-invoke-js" w:tgtFrame="_blank" w:history="1">
               <w:r>
                 <w:rPr>
                   <w:rStyle w:val="a7"/>
@@ -22334,7 +22371,7 @@
               <w:br/>
               <w:t xml:space="preserve">$ python </w:t>
             </w:r>
-            <w:hyperlink r:id="rId87" w:anchor="file-readthroughput_p1-py" w:tgtFrame="_blank" w:history="1">
+            <w:hyperlink r:id="rId88" w:anchor="file-readthroughput_p1-py" w:tgtFrame="_blank" w:history="1">
               <w:r>
                 <w:rPr>
                   <w:rStyle w:val="a7"/>
@@ -22363,7 +22400,7 @@
               <w:br/>
               <w:t xml:space="preserve">$ python </w:t>
             </w:r>
-            <w:hyperlink r:id="rId88" w:anchor="file-readdelay_p1-py" w:tgtFrame="_blank" w:history="1">
+            <w:hyperlink r:id="rId89" w:anchor="file-readdelay_p1-py" w:tgtFrame="_blank" w:history="1">
               <w:r>
                 <w:rPr>
                   <w:rStyle w:val="a7"/>
@@ -22497,7 +22534,7 @@
               <w:br/>
               <w:t xml:space="preserve">$ python </w:t>
             </w:r>
-            <w:hyperlink r:id="rId89" w:anchor="file-readthroughput_p2-py" w:tgtFrame="_blank" w:history="1">
+            <w:hyperlink r:id="rId90" w:anchor="file-readthroughput_p2-py" w:tgtFrame="_blank" w:history="1">
               <w:r>
                 <w:rPr>
                   <w:rStyle w:val="a7"/>
@@ -22673,7 +22710,7 @@
               </w:rPr>
               <w:t xml:space="preserve"> </w:t>
             </w:r>
-            <w:hyperlink r:id="rId90" w:anchor="file-readthroughput_p3-py" w:tgtFrame="_blank" w:history="1">
+            <w:hyperlink r:id="rId91" w:anchor="file-readthroughput_p3-py" w:tgtFrame="_blank" w:history="1">
               <w:r>
                 <w:rPr>
                   <w:rStyle w:val="a7"/>
@@ -22936,7 +22973,7 @@
               </w:rPr>
               <w:t>/</w:t>
             </w:r>
-            <w:hyperlink r:id="rId91" w:anchor="file-clean-sh" w:tgtFrame="_blank" w:history="1">
+            <w:hyperlink r:id="rId92" w:anchor="file-clean-sh" w:tgtFrame="_blank" w:history="1">
               <w:r>
                 <w:rPr>
                   <w:rStyle w:val="a7"/>
@@ -23206,7 +23243,7 @@
             <w:r>
               <w:t xml:space="preserve">$ docker-compose -f </w:t>
             </w:r>
-            <w:hyperlink r:id="rId92" w:anchor="file-test-yaml" w:history="1">
+            <w:hyperlink r:id="rId93" w:anchor="file-test-yaml" w:history="1">
               <w:proofErr w:type="gramStart"/>
               <w:r>
                 <w:rPr>
@@ -23488,7 +23525,7 @@
             <w:r>
               <w:t xml:space="preserve">$ docker-compose -f </w:t>
             </w:r>
-            <w:hyperlink r:id="rId93" w:anchor="file-test-yaml" w:history="1">
+            <w:hyperlink r:id="rId94" w:anchor="file-test-yaml" w:history="1">
               <w:proofErr w:type="gramStart"/>
               <w:r>
                 <w:rPr>
@@ -24317,7 +24354,7 @@
                     </pic:cNvPicPr>
                   </pic:nvPicPr>
                   <pic:blipFill>
-                    <a:blip r:embed="rId94" cstate="print">
+                    <a:blip r:embed="rId95" cstate="print">
                       <a:extLst>
                         <a:ext uri="{28A0092B-C50C-407E-A947-70E740481C1C}">
                           <a14:useLocalDpi xmlns:a14="http://schemas.microsoft.com/office/drawing/2010/main" val="0"/>
@@ -24373,7 +24410,7 @@
                     </pic:cNvPicPr>
                   </pic:nvPicPr>
                   <pic:blipFill>
-                    <a:blip r:embed="rId95" cstate="print">
+                    <a:blip r:embed="rId96" cstate="print">
                       <a:extLst>
                         <a:ext uri="{28A0092B-C50C-407E-A947-70E740481C1C}">
                           <a14:useLocalDpi xmlns:a14="http://schemas.microsoft.com/office/drawing/2010/main" val="0"/>
@@ -24430,7 +24467,7 @@
                     </pic:cNvPicPr>
                   </pic:nvPicPr>
                   <pic:blipFill>
-                    <a:blip r:embed="rId96" cstate="print">
+                    <a:blip r:embed="rId97" cstate="print">
                       <a:extLst>
                         <a:ext uri="{28A0092B-C50C-407E-A947-70E740481C1C}">
                           <a14:useLocalDpi xmlns:a14="http://schemas.microsoft.com/office/drawing/2010/main" val="0"/>
@@ -24570,7 +24607,7 @@
                     </pic:cNvPicPr>
                   </pic:nvPicPr>
                   <pic:blipFill>
-                    <a:blip r:embed="rId97" cstate="print">
+                    <a:blip r:embed="rId98" cstate="print">
                       <a:extLst>
                         <a:ext uri="{28A0092B-C50C-407E-A947-70E740481C1C}">
                           <a14:useLocalDpi xmlns:a14="http://schemas.microsoft.com/office/drawing/2010/main" val="0"/>
@@ -24626,7 +24663,7 @@
                     </pic:cNvPicPr>
                   </pic:nvPicPr>
                   <pic:blipFill>
-                    <a:blip r:embed="rId98" cstate="print">
+                    <a:blip r:embed="rId99" cstate="print">
                       <a:extLst>
                         <a:ext uri="{28A0092B-C50C-407E-A947-70E740481C1C}">
                           <a14:useLocalDpi xmlns:a14="http://schemas.microsoft.com/office/drawing/2010/main" val="0"/>
@@ -24682,7 +24719,7 @@
                     </pic:cNvPicPr>
                   </pic:nvPicPr>
                   <pic:blipFill>
-                    <a:blip r:embed="rId99" cstate="print">
+                    <a:blip r:embed="rId100" cstate="print">
                       <a:extLst>
                         <a:ext uri="{28A0092B-C50C-407E-A947-70E740481C1C}">
                           <a14:useLocalDpi xmlns:a14="http://schemas.microsoft.com/office/drawing/2010/main" val="0"/>
@@ -24738,7 +24775,7 @@
                     </pic:cNvPicPr>
                   </pic:nvPicPr>
                   <pic:blipFill>
-                    <a:blip r:embed="rId100" cstate="print">
+                    <a:blip r:embed="rId101" cstate="print">
                       <a:extLst>
                         <a:ext uri="{28A0092B-C50C-407E-A947-70E740481C1C}">
                           <a14:useLocalDpi xmlns:a14="http://schemas.microsoft.com/office/drawing/2010/main" val="0"/>
@@ -24795,7 +24832,7 @@
                     </pic:cNvPicPr>
                   </pic:nvPicPr>
                   <pic:blipFill>
-                    <a:blip r:embed="rId101" cstate="print">
+                    <a:blip r:embed="rId102" cstate="print">
                       <a:extLst>
                         <a:ext uri="{28A0092B-C50C-407E-A947-70E740481C1C}">
                           <a14:useLocalDpi xmlns:a14="http://schemas.microsoft.com/office/drawing/2010/main" val="0"/>
@@ -25227,7 +25264,7 @@
             <w:r>
               <w:t xml:space="preserve">$ cp –r </w:t>
             </w:r>
-            <w:hyperlink r:id="rId102" w:history="1">
+            <w:hyperlink r:id="rId103" w:history="1">
               <w:r>
                 <w:rPr>
                   <w:rStyle w:val="a7"/>
